--- a/wwwroot/DocxModel/Abrasion_Resistance-Rotating_Drum_Method.docx
+++ b/wwwroot/DocxModel/Abrasion_Resistance-Rotating_Drum_Method.docx
@@ -357,7 +357,6 @@
             <w:tcBorders>
               <w:bottom w:val="dashSmallGap" w:sz="4" w:space="0" w:color="auto"/>
             </w:tcBorders>
-            <w:vAlign w:val="center"/>
           </w:tcPr>
           <w:p>
             <w:pPr>
@@ -1099,34 +1098,24 @@
                 <w:sz w:val="20"/>
                 <w:szCs w:val="20"/>
               </w:rPr>
-              <w:t>Relative Volume Loss</w:t>
+              <w:t>Relative Volume Loss(mm</w:t>
             </w:r>
-            <w:proofErr w:type="gramStart"/>
+            <w:r>
+              <w:rPr>
+                <w:rFonts w:eastAsia="黑体" w:cs="Calibri" w:hint="eastAsia"/>
+                <w:sz w:val="20"/>
+                <w:szCs w:val="20"/>
+              </w:rPr>
+              <w:t>³</w:t>
+            </w:r>
             <w:r>
               <w:rPr>
                 <w:rFonts w:ascii="Arial" w:eastAsia="黑体" w:hAnsi="Arial" w:cs="Arial" w:hint="eastAsia"/>
                 <w:sz w:val="20"/>
                 <w:szCs w:val="20"/>
               </w:rPr>
-              <w:t>(mm</w:t>
-            </w:r>
-            <w:r>
-              <w:rPr>
-                <w:rFonts w:eastAsia="黑体" w:cs="Calibri" w:hint="eastAsia"/>
-                <w:sz w:val="20"/>
-                <w:szCs w:val="20"/>
-              </w:rPr>
-              <w:t>³</w:t>
-            </w:r>
-            <w:r>
-              <w:rPr>
-                <w:rFonts w:ascii="Arial" w:eastAsia="黑体" w:hAnsi="Arial" w:cs="Arial" w:hint="eastAsia"/>
-                <w:sz w:val="20"/>
-                <w:szCs w:val="20"/>
-              </w:rPr>
               <w:t>)</w:t>
             </w:r>
-            <w:proofErr w:type="gramEnd"/>
           </w:p>
         </w:tc>
         <w:tc>
@@ -1330,35 +1319,90 @@
           </w:p>
         </w:tc>
       </w:tr>
+      <w:tr>
+        <w:trPr>
+          <w:trHeight w:val="92"/>
+          <w:jc w:val="center"/>
+        </w:trPr>
+        <w:tc>
+          <w:tcPr>
+            <w:tcW w:w="2268" w:type="dxa"/>
+          </w:tcPr>
+          <w:p>
+            <w:pPr>
+              <w:wordWrap w:val="0"/>
+              <w:spacing w:after="0" w:line="240" w:lineRule="auto"/>
+              <w:jc w:val="right"/>
+              <w:rPr>
+                <w:rFonts w:ascii="Arial" w:eastAsia="黑体" w:hAnsi="Arial" w:cs="Arial"/>
+                <w:b/>
+                <w:bCs/>
+                <w:color w:val="538135" w:themeColor="accent6" w:themeShade="BF"/>
+              </w:rPr>
+            </w:pPr>
+          </w:p>
+        </w:tc>
+        <w:tc>
+          <w:tcPr>
+            <w:tcW w:w="8222" w:type="dxa"/>
+            <w:gridSpan w:val="7"/>
+            <w:vAlign w:val="center"/>
+          </w:tcPr>
+          <w:p>
+            <w:pPr>
+              <w:spacing w:after="0" w:line="240" w:lineRule="auto"/>
+              <w:rPr>
+                <w:rFonts w:ascii="Arial" w:eastAsia="黑体" w:hAnsi="Arial" w:cs="Arial"/>
+                <w:sz w:val="13"/>
+                <w:szCs w:val="13"/>
+              </w:rPr>
+            </w:pPr>
+          </w:p>
+        </w:tc>
+      </w:tr>
+      <w:tr>
+        <w:trPr>
+          <w:trHeight w:val="191"/>
+          <w:jc w:val="center"/>
+        </w:trPr>
+        <w:tc>
+          <w:tcPr>
+            <w:tcW w:w="2268" w:type="dxa"/>
+          </w:tcPr>
+          <w:p>
+            <w:pPr>
+              <w:spacing w:after="0" w:line="240" w:lineRule="auto"/>
+              <w:rPr>
+                <w:rFonts w:ascii="Arial" w:eastAsia="黑体" w:hAnsi="Arial" w:cs="Arial" w:hint="eastAsia"/>
+              </w:rPr>
+            </w:pPr>
+            <w:r>
+              <w:rPr>
+                <w:rFonts w:ascii="Arial" w:eastAsia="黑体" w:hAnsi="Arial" w:cs="Arial" w:hint="eastAsia"/>
+              </w:rPr>
+              <w:t>Remark:</w:t>
+            </w:r>
+          </w:p>
+        </w:tc>
+        <w:tc>
+          <w:tcPr>
+            <w:tcW w:w="8222" w:type="dxa"/>
+            <w:gridSpan w:val="7"/>
+            <w:vAlign w:val="center"/>
+          </w:tcPr>
+          <w:p>
+            <w:pPr>
+              <w:spacing w:after="0" w:line="240" w:lineRule="auto"/>
+              <w:rPr>
+                <w:rFonts w:ascii="Arial" w:eastAsia="黑体" w:hAnsi="Arial" w:cs="Arial"/>
+                <w:sz w:val="13"/>
+                <w:szCs w:val="13"/>
+              </w:rPr>
+            </w:pPr>
+          </w:p>
+        </w:tc>
+      </w:tr>
     </w:tbl>
-    <w:p>
-      <w:pPr>
-        <w:spacing w:after="0" w:line="240" w:lineRule="auto"/>
-        <w:rPr>
-          <w:rFonts w:ascii="Arial" w:eastAsia="黑体" w:hAnsi="Arial" w:cs="Arial"/>
-          <w:sz w:val="18"/>
-          <w:szCs w:val="18"/>
-        </w:rPr>
-      </w:pPr>
-    </w:p>
-    <w:p>
-      <w:pPr>
-        <w:spacing w:after="0" w:line="240" w:lineRule="auto"/>
-        <w:rPr>
-          <w:rFonts w:ascii="Arial" w:eastAsia="黑体" w:hAnsi="Arial" w:cs="Arial"/>
-          <w:sz w:val="18"/>
-          <w:szCs w:val="18"/>
-        </w:rPr>
-      </w:pPr>
-      <w:r>
-        <w:rPr>
-          <w:rFonts w:ascii="Arial" w:eastAsia="黑体" w:hAnsi="Arial" w:cs="Arial" w:hint="eastAsia"/>
-          <w:sz w:val="18"/>
-          <w:szCs w:val="18"/>
-        </w:rPr>
-        <w:t>Remark:</w:t>
-      </w:r>
-    </w:p>
     <w:p>
       <w:pPr>
         <w:spacing w:after="0" w:line="240" w:lineRule="auto"/>
@@ -2247,6 +2291,7 @@
           <w:p>
             <w:pPr>
               <w:spacing w:after="0" w:line="240" w:lineRule="auto"/>
+              <w:jc w:val="center"/>
               <w:rPr>
                 <w:rFonts w:ascii="Arial" w:hAnsi="Arial" w:cs="Arial"/>
                 <w:b/>
